--- a/Project/Project(Coffee MS)(032)/Report.docx
+++ b/Project/Project(Coffee MS)(032)/Report.docx
@@ -2,6 +2,7 @@
 <file path=word/document.xml><?xml version="1.0" encoding="utf-8"?>
 <w:document xmlns:wpc="http://schemas.microsoft.com/office/word/2010/wordprocessingCanvas" xmlns:mc="http://schemas.openxmlformats.org/markup-compatibility/2006" xmlns:o="urn:schemas-microsoft-com:office:office" xmlns:r="http://schemas.openxmlformats.org/officeDocument/2006/relationships" xmlns:m="http://schemas.openxmlformats.org/officeDocument/2006/math" xmlns:v="urn:schemas-microsoft-com:vml" xmlns:wp14="http://schemas.microsoft.com/office/word/2010/wordprocessingDrawing" xmlns:wp="http://schemas.openxmlformats.org/drawingml/2006/wordprocessingDrawing" xmlns:w10="urn:schemas-microsoft-com:office:word" xmlns:w="http://schemas.openxmlformats.org/wordprocessingml/2006/main" xmlns:w14="http://schemas.microsoft.com/office/word/2010/wordml" xmlns:wpg="http://schemas.microsoft.com/office/word/2010/wordprocessingGroup" xmlns:wpi="http://schemas.microsoft.com/office/word/2010/wordprocessingInk" xmlns:wne="http://schemas.microsoft.com/office/word/2006/wordml" xmlns:wps="http://schemas.microsoft.com/office/word/2010/wordprocessingShape" mc:Ignorable="w14 wp14">
   <w:body>
+    <w:bookmarkStart w:id="0" w:name="_GoBack"/>
     <w:p>
       <w:pPr>
         <w:rPr>
@@ -168,8 +169,6 @@
         </w:rPr>
         <w:t xml:space="preserve">       </w:t>
       </w:r>
-      <w:bookmarkStart w:id="0" w:name="_GoBack"/>
-      <w:bookmarkEnd w:id="0"/>
       <w:r>
         <w:rPr>
           <w:rFonts w:ascii="Cascadia Mono" w:hAnsi="Cascadia Mono" w:cs="Cascadia Mono"/>
@@ -410,7 +409,16 @@
           <w:sz w:val="28"/>
           <w:szCs w:val="28"/>
         </w:rPr>
-        <w:t>Subject:       Visual Programming</w:t>
+        <w:t xml:space="preserve">Subject:       </w:t>
+      </w:r>
+      <w:r>
+        <w:rPr>
+          <w:rFonts w:ascii="Cascadia Mono" w:hAnsi="Cascadia Mono" w:cs="Cascadia Mono"/>
+          <w:color w:val="000000"/>
+          <w:sz w:val="28"/>
+          <w:szCs w:val="28"/>
+        </w:rPr>
+        <w:t>Web Technology</w:t>
       </w:r>
     </w:p>
     <w:p>
@@ -3719,6 +3727,7 @@
         <w:t>Role-based access (Admin / Staff)</w:t>
       </w:r>
     </w:p>
+    <w:bookmarkEnd w:id="0"/>
     <w:p/>
     <w:sectPr>
       <w:pgSz w:w="12240" w:h="15840" w:code="1"/>

--- a/Project/Project(Coffee MS)(032)/Report.docx
+++ b/Project/Project(Coffee MS)(032)/Report.docx
@@ -346,6 +346,15 @@
       </w:r>
       <w:r>
         <w:rPr>
+          <w:rFonts w:ascii="Cascadia Mono" w:hAnsi="Cascadia Mono" w:cs="Cascadia Mono"/>
+          <w:color w:val="000000"/>
+          <w:sz w:val="36"/>
+          <w:szCs w:val="36"/>
+        </w:rPr>
+        <w:t xml:space="preserve">  </w:t>
+      </w:r>
+      <w:r>
+        <w:rPr>
           <w:rFonts w:ascii="Times New Roman" w:eastAsia="Times New Roman" w:hAnsi="Times New Roman" w:cs="Times New Roman"/>
           <w:bCs/>
           <w:kern w:val="36"/>
@@ -373,16 +382,17 @@
         </w:rPr>
         <w:t xml:space="preserve">Name:          </w:t>
       </w:r>
-    </w:p>
-    <w:p>
-      <w:pPr>
+      <w:proofErr w:type="spellStart"/>
+      <w:r>
         <w:rPr>
           <w:rFonts w:ascii="Cascadia Mono" w:hAnsi="Cascadia Mono" w:cs="Cascadia Mono"/>
           <w:color w:val="000000"/>
           <w:sz w:val="28"/>
           <w:szCs w:val="28"/>
         </w:rPr>
-      </w:pPr>
+        <w:t>Rabeel</w:t>
+      </w:r>
+      <w:proofErr w:type="spellEnd"/>
       <w:r>
         <w:rPr>
           <w:rFonts w:ascii="Cascadia Mono" w:hAnsi="Cascadia Mono" w:cs="Cascadia Mono"/>
@@ -390,7 +400,7 @@
           <w:sz w:val="28"/>
           <w:szCs w:val="28"/>
         </w:rPr>
-        <w:t>Reg no:        Sp23-BSE-</w:t>
+        <w:t xml:space="preserve"> Fatima</w:t>
       </w:r>
     </w:p>
     <w:p>
@@ -437,11 +447,13 @@
           <w:sz w:val="28"/>
           <w:szCs w:val="28"/>
         </w:rPr>
-        <w:t>Submitted to : Sir Mubashir</w:t>
-      </w:r>
-    </w:p>
-    <w:p>
-      <w:pPr>
+        <w:t xml:space="preserve">University:    COMSATS University Islamabad,     </w:t>
+      </w:r>
+    </w:p>
+    <w:p>
+      <w:pPr>
+        <w:spacing w:before="100" w:beforeAutospacing="1" w:after="100" w:afterAutospacing="1" w:line="240" w:lineRule="auto"/>
+        <w:outlineLvl w:val="0"/>
         <w:rPr>
           <w:rFonts w:ascii="Cascadia Mono" w:hAnsi="Cascadia Mono" w:cs="Cascadia Mono"/>
           <w:color w:val="000000"/>
@@ -451,43 +463,33 @@
       </w:pPr>
       <w:r>
         <w:rPr>
+          <w:rFonts w:ascii="Times New Roman" w:eastAsia="Times New Roman" w:hAnsi="Times New Roman" w:cs="Times New Roman"/>
+          <w:bCs/>
+          <w:kern w:val="36"/>
+          <w:sz w:val="28"/>
+          <w:szCs w:val="28"/>
+        </w:rPr>
+        <w:t xml:space="preserve">                                   </w:t>
+      </w:r>
+      <w:proofErr w:type="spellStart"/>
+      <w:r>
+        <w:rPr>
           <w:rFonts w:ascii="Cascadia Mono" w:hAnsi="Cascadia Mono" w:cs="Cascadia Mono"/>
           <w:color w:val="000000"/>
           <w:sz w:val="28"/>
           <w:szCs w:val="28"/>
         </w:rPr>
-        <w:t xml:space="preserve">University:    COMSATS University Islamabad,     </w:t>
-      </w:r>
-    </w:p>
-    <w:p>
-      <w:pPr>
-        <w:spacing w:before="100" w:beforeAutospacing="1" w:after="100" w:afterAutospacing="1" w:line="240" w:lineRule="auto"/>
-        <w:outlineLvl w:val="0"/>
+        <w:t>Vehari</w:t>
+      </w:r>
+      <w:proofErr w:type="spellEnd"/>
+      <w:r>
         <w:rPr>
           <w:rFonts w:ascii="Cascadia Mono" w:hAnsi="Cascadia Mono" w:cs="Cascadia Mono"/>
           <w:color w:val="000000"/>
           <w:sz w:val="28"/>
           <w:szCs w:val="28"/>
         </w:rPr>
-      </w:pPr>
-      <w:r>
-        <w:rPr>
-          <w:rFonts w:ascii="Times New Roman" w:eastAsia="Times New Roman" w:hAnsi="Times New Roman" w:cs="Times New Roman"/>
-          <w:bCs/>
-          <w:kern w:val="36"/>
-          <w:sz w:val="28"/>
-          <w:szCs w:val="28"/>
-        </w:rPr>
-        <w:t xml:space="preserve">                                   </w:t>
-      </w:r>
-      <w:r>
-        <w:rPr>
-          <w:rFonts w:ascii="Cascadia Mono" w:hAnsi="Cascadia Mono" w:cs="Cascadia Mono"/>
-          <w:color w:val="000000"/>
-          <w:sz w:val="28"/>
-          <w:szCs w:val="28"/>
-        </w:rPr>
-        <w:t>Vehari Campus</w:t>
+        <w:t xml:space="preserve"> Campus</w:t>
       </w:r>
     </w:p>
     <w:p>
@@ -719,6 +721,7 @@
           <w:sz w:val="48"/>
           <w:szCs w:val="48"/>
         </w:rPr>
+        <w:lastRenderedPageBreak/>
         <w:t xml:space="preserve">                      </w:t>
       </w:r>
     </w:p>
@@ -780,6 +783,7 @@
         </w:rPr>
         <w:t xml:space="preserve"> developed using </w:t>
       </w:r>
+      <w:proofErr w:type="spellStart"/>
       <w:r>
         <w:rPr>
           <w:rFonts w:ascii="Times New Roman" w:eastAsia="Times New Roman" w:hAnsi="Times New Roman" w:cs="Times New Roman"/>
@@ -790,6 +794,7 @@
         </w:rPr>
         <w:t>Laravel</w:t>
       </w:r>
+      <w:proofErr w:type="spellEnd"/>
       <w:r>
         <w:rPr>
           <w:rFonts w:ascii="Times New Roman" w:eastAsia="Times New Roman" w:hAnsi="Times New Roman" w:cs="Times New Roman"/>
@@ -1269,7 +1274,6 @@
           <w:sz w:val="36"/>
           <w:szCs w:val="36"/>
         </w:rPr>
-        <w:lastRenderedPageBreak/>
         <w:t>4. System Architecture</w:t>
       </w:r>
     </w:p>
@@ -1325,7 +1329,25 @@
           <w:sz w:val="24"/>
           <w:szCs w:val="24"/>
         </w:rPr>
-        <w:t xml:space="preserve"> Laravel (PHP Framework)</w:t>
+        <w:t xml:space="preserve"> </w:t>
+      </w:r>
+      <w:proofErr w:type="spellStart"/>
+      <w:r>
+        <w:rPr>
+          <w:rFonts w:ascii="Times New Roman" w:eastAsia="Times New Roman" w:hAnsi="Times New Roman" w:cs="Times New Roman"/>
+          <w:sz w:val="24"/>
+          <w:szCs w:val="24"/>
+        </w:rPr>
+        <w:t>Laravel</w:t>
+      </w:r>
+      <w:proofErr w:type="spellEnd"/>
+      <w:r>
+        <w:rPr>
+          <w:rFonts w:ascii="Times New Roman" w:eastAsia="Times New Roman" w:hAnsi="Times New Roman" w:cs="Times New Roman"/>
+          <w:sz w:val="24"/>
+          <w:szCs w:val="24"/>
+        </w:rPr>
+        <w:t xml:space="preserve"> (PHP Framework)</w:t>
       </w:r>
     </w:p>
     <w:p>
@@ -1381,6 +1403,7 @@
           <w:sz w:val="24"/>
           <w:szCs w:val="24"/>
         </w:rPr>
+        <w:lastRenderedPageBreak/>
         <w:t>Database:</w:t>
       </w:r>
       <w:r>
@@ -1678,6 +1701,7 @@
           <w:szCs w:val="24"/>
         </w:rPr>
       </w:pPr>
+      <w:proofErr w:type="spellStart"/>
       <w:r>
         <w:rPr>
           <w:rFonts w:ascii="Courier New" w:eastAsia="Times New Roman" w:hAnsi="Courier New" w:cs="Courier New"/>
@@ -1686,6 +1710,7 @@
         </w:rPr>
         <w:t>recipe_items</w:t>
       </w:r>
+      <w:proofErr w:type="spellEnd"/>
       <w:r>
         <w:rPr>
           <w:rFonts w:ascii="Times New Roman" w:eastAsia="Times New Roman" w:hAnsi="Times New Roman" w:cs="Times New Roman"/>
@@ -1798,6 +1823,7 @@
           </wp:anchor>
         </w:drawing>
       </w:r>
+      <w:proofErr w:type="spellStart"/>
       <w:r>
         <w:rPr>
           <w:rFonts w:ascii="Courier New" w:eastAsia="Times New Roman" w:hAnsi="Courier New" w:cs="Courier New"/>
@@ -1806,6 +1832,7 @@
         </w:rPr>
         <w:t>order_items</w:t>
       </w:r>
+      <w:proofErr w:type="spellEnd"/>
       <w:r>
         <w:rPr>
           <w:rFonts w:ascii="Times New Roman" w:eastAsia="Times New Roman" w:hAnsi="Times New Roman" w:cs="Times New Roman"/>
@@ -1891,7 +1918,6 @@
           <w:sz w:val="24"/>
           <w:szCs w:val="24"/>
         </w:rPr>
-        <w:lastRenderedPageBreak/>
         <w:t>User</w:t>
       </w:r>
     </w:p>
@@ -2018,14 +2044,17 @@
           <w:szCs w:val="24"/>
         </w:rPr>
       </w:pPr>
-      <w:r>
-        <w:rPr>
-          <w:rFonts w:ascii="Times New Roman" w:eastAsia="Times New Roman" w:hAnsi="Times New Roman" w:cs="Times New Roman"/>
-          <w:sz w:val="24"/>
-          <w:szCs w:val="24"/>
-        </w:rPr>
+      <w:proofErr w:type="spellStart"/>
+      <w:r>
+        <w:rPr>
+          <w:rFonts w:ascii="Times New Roman" w:eastAsia="Times New Roman" w:hAnsi="Times New Roman" w:cs="Times New Roman"/>
+          <w:sz w:val="24"/>
+          <w:szCs w:val="24"/>
+        </w:rPr>
+        <w:lastRenderedPageBreak/>
         <w:t>RecipeItem</w:t>
       </w:r>
+      <w:proofErr w:type="spellEnd"/>
     </w:p>
     <w:p>
       <w:pPr>
@@ -2062,6 +2091,7 @@
           <w:szCs w:val="24"/>
         </w:rPr>
       </w:pPr>
+      <w:proofErr w:type="spellStart"/>
       <w:r>
         <w:rPr>
           <w:rFonts w:ascii="Times New Roman" w:eastAsia="Times New Roman" w:hAnsi="Times New Roman" w:cs="Times New Roman"/>
@@ -2070,6 +2100,7 @@
         </w:rPr>
         <w:t>OrderItem</w:t>
       </w:r>
+      <w:proofErr w:type="spellEnd"/>
     </w:p>
     <w:p>
       <w:pPr>
@@ -2134,7 +2165,6 @@
         <w:rPr>
           <w:noProof/>
         </w:rPr>
-        <w:lastRenderedPageBreak/>
         <w:drawing>
           <wp:inline distT="0" distB="0" distL="0" distR="0" wp14:anchorId="568812B3" wp14:editId="3D42463A">
             <wp:extent cx="4152900" cy="5029200"/>
@@ -2372,7 +2402,6 @@
         <w:rPr>
           <w:noProof/>
         </w:rPr>
-        <w:lastRenderedPageBreak/>
         <w:drawing>
           <wp:inline distT="0" distB="0" distL="0" distR="0" wp14:anchorId="702F09E7" wp14:editId="0FE6CAB9">
             <wp:extent cx="5943600" cy="1493520"/>
@@ -2566,6 +2595,7 @@
           <w:sz w:val="24"/>
           <w:szCs w:val="24"/>
         </w:rPr>
+        <w:lastRenderedPageBreak/>
         <w:t>Images are displayed on product listing pages</w:t>
       </w:r>
     </w:p>
@@ -2582,7 +2612,6 @@
         <w:rPr>
           <w:noProof/>
         </w:rPr>
-        <w:lastRenderedPageBreak/>
         <w:drawing>
           <wp:inline distT="0" distB="0" distL="0" distR="0" wp14:anchorId="7C77FC3A" wp14:editId="7AC7D778">
             <wp:extent cx="5944720" cy="4940135"/>
@@ -2971,8 +3000,20 @@
           <w:sz w:val="36"/>
           <w:szCs w:val="36"/>
         </w:rPr>
-        <w:t>11.Customers</w:t>
-      </w:r>
+        <w:t>11</w:t>
+      </w:r>
+      <w:proofErr w:type="gramStart"/>
+      <w:r>
+        <w:rPr>
+          <w:rFonts w:ascii="Times New Roman" w:eastAsia="Times New Roman" w:hAnsi="Times New Roman" w:cs="Times New Roman"/>
+          <w:b/>
+          <w:bCs/>
+          <w:sz w:val="36"/>
+          <w:szCs w:val="36"/>
+        </w:rPr>
+        <w:t>.Customers</w:t>
+      </w:r>
+      <w:proofErr w:type="gramEnd"/>
     </w:p>
     <w:p>
       <w:pPr>
@@ -3125,8 +3166,20 @@
           <w:sz w:val="36"/>
           <w:szCs w:val="36"/>
         </w:rPr>
-        <w:t>12.Recipes</w:t>
-      </w:r>
+        <w:t>12</w:t>
+      </w:r>
+      <w:proofErr w:type="gramStart"/>
+      <w:r>
+        <w:rPr>
+          <w:rFonts w:ascii="Times New Roman" w:eastAsia="Times New Roman" w:hAnsi="Times New Roman" w:cs="Times New Roman"/>
+          <w:b/>
+          <w:bCs/>
+          <w:sz w:val="36"/>
+          <w:szCs w:val="36"/>
+        </w:rPr>
+        <w:t>.Recipes</w:t>
+      </w:r>
+      <w:proofErr w:type="gramEnd"/>
     </w:p>
     <w:p>
       <w:pPr>
@@ -3462,6 +3515,7 @@
         </w:rPr>
         <w:t xml:space="preserve">All routes are defined in </w:t>
       </w:r>
+      <w:proofErr w:type="spellStart"/>
       <w:r>
         <w:rPr>
           <w:rFonts w:ascii="Courier New" w:eastAsia="Times New Roman" w:hAnsi="Courier New" w:cs="Courier New"/>
@@ -3470,6 +3524,7 @@
         </w:rPr>
         <w:t>web.php</w:t>
       </w:r>
+      <w:proofErr w:type="spellEnd"/>
     </w:p>
     <w:p>
       <w:pPr>
